--- a/MIMs-latest-lt.docx
+++ b/MIMs-latest-lt.docx
@@ -86,7 +86,7 @@
           <w:color w:val="003399"/>
           <w:sz w:val="52"/>
         </w:rPr>
-        <w:t>Pirkimų kontrolinis sąrašas taikant minimalius sąveikumo mechanizmus (MIMs)</w:t>
+        <w:t>Pirkimų kontrolinis sąrašas pagal minimalius sąveikumo mechanizmus (MIMs)</w:t>
       </w:r>
     </w:p>
     <w:p>
@@ -101,7 +101,7 @@
           <w:color w:val="C2186F"/>
           <w:sz w:val="30"/>
         </w:rPr>
-        <w:t>Ką įrašyti į pirkimo sąlygas, kad savivaldybė neprarastų savo duomenų</w:t>
+        <w:t>Ką nurodyti pirkimo dokumentuose, kad miestas išlaikytų savo duomenų kontrolę</w:t>
       </w:r>
     </w:p>
     <w:p>
@@ -116,7 +116,7 @@
           <w:color w:val="5A5A6E"/>
           <w:sz w:val="22"/>
         </w:rPr>
-        <w:t>Skirta OASC MIMs Plus 9.0</w:t>
+        <w:t>Specifikacija: OASC MIMs Plus 9.0</w:t>
       </w:r>
     </w:p>
     <w:p>
@@ -165,7 +165,7 @@
           <w:color w:val="003399"/>
           <w:sz w:val="36"/>
         </w:rPr>
-        <w:t>Kam reikalingas šis leidinys</w:t>
+        <w:t>Šio leidinio paskirtis</w:t>
       </w:r>
     </w:p>
     <w:p>
@@ -191,7 +191,7 @@
           <w:i w:val="0"/>
           <w:sz w:val="21"/>
         </w:rPr>
-        <w:t>Taip neturi būti. Minimalūs sąveikumo mechanizmai (MIMs), kuriuos kuruoja „Open &amp; Agile Smart Cities“ (OASC) ir palaiko Europos judėjimas „living-in.eu“, aprašo minimalius techninius reikalavimus, užtikrinančius, kad jūsų duomenys išliktų atviri, pakartotinai naudojami ir nepriklausomi nuo tiekėjo. Jie sąmoningai glausti: tai ne didžiulė architektūra, o vos keli esminiai principai, būtini sistemų tarpusavio bendravimui.</w:t>
+        <w:t>Taip neturi būti. Minimalūs sąveikumo mechanizmai (MIMs), kuriuos kuruoja „Open &amp; Agile Smart Cities“ (OASC) ir palaiko Europos judėjimas „living-in.eu“, aprašo minimalius techninius reikalavimus, užtikrinančius, kad jūsų duomenys išliktų atviri, pakartotinai naudojami ir nepriklausomi nuo tiekėjo. Jie sąmoningai nedidelės apimties: tai ne didelė architektūra, o tik kelios sąlygos, kurios privalo galioti, kad sistemos galėtų keistis duomenimis.</w:t>
       </w:r>
     </w:p>
     <w:p>
@@ -204,7 +204,7 @@
           <w:i w:val="0"/>
           <w:sz w:val="21"/>
         </w:rPr>
-        <w:t>Norint juos taikyti, nebūtina būti inžinieriumi. Kiekvienas kontrolinis sąrašas paverčia vieną MIM paprastais punktais, kuriuos galite nukopijuoti į pirkimo dokumentus, kartu paaiškinant, kaip kiekvienas jų jus apsaugo. Iškart po kontrolinio sąrašo pažodžiui pateikiamas kiekvienas to MIM reikalavimas, kad jūsų techniniai darbuotojai ir tiekėjai galėtų patikrinti detales.</w:t>
+        <w:t>Norint naudotis šiuo leidiniu, techninių žinių nereikia. Kiekvienas kontrolinis sąrašas paverčia vieną MIM paprastais kontrolinio sąrašo punktais, kuriuos galite nukopijuoti į pirkimo dokumentus, kartu nurodant priežastį, kodėl kiekvienas jų jus apsaugo. Iškart po kontrolinio sąrašo pažodžiui pateikiamas kiekvienas to MIM reikalavimas, kad jūsų techniniai kolegos ir tiekėjai galėtų patikrinti detales.</w:t>
       </w:r>
     </w:p>
     <w:p>
@@ -217,7 +217,7 @@
           <w:i w:val="0"/>
           <w:sz w:val="21"/>
         </w:rPr>
-        <w:t>Miestai, reikalaujantys MIMs, perka kartą ir naudoja daug kartų: oro kokybės duomenys maitina mokyklų švieslentes, gatvių apšvietimo registras – energetikos planą, o kitas tiekėjas tęsia darbą ten, kur baigė ankstesnysis. Tai praktiškai reiškia sąveikumą – ir to vis labiau tikimasi ES lėšomis finansuojamuose projektuose.</w:t>
+        <w:t>Miestai, reikalaujantys MIMs, perka kartą ir naudoja daug kartų: oro kokybės duomenys teikiami mokyklų stebėsenos suvestinėms, gatvių apšvietimo registras – energetikos planą, o kitas tiekėjas tęsia darbą ten, kur baigė ankstesnysis. Tai praktiškai reiškia sąveikumą – ir to vis labiau tikimasi ES lėšomis finansuojamuose projektuose.</w:t>
       </w:r>
     </w:p>
     <w:tbl>
@@ -839,7 +839,7 @@
                 <w:i w:val="0"/>
                 <w:sz w:val="19"/>
               </w:rPr>
-              <w:t>Kontrolinio sąrašo punktuose rašoma „privalo“, net jei specifikacijoje tik rekomenduojama (turėtų) arba nurodomas kandidatinis mechanizmas. Tai yra perkančiosios organizacijos sprendimas.</w:t>
+              <w:t>Kontrolinio sąrašo punktuose kiekvienas aspektas formuluojamas kaip reikalavimas net ir tais atvejais, kai specifikacijoje tik rekomenduojama (turėtų) arba nurodomas kandidatinis mechanizmas. Tai yra perkančiosios organizacijos sprendimas.</w:t>
             </w:r>
           </w:p>
         </w:tc>
@@ -888,7 +888,7 @@
           <w:i w:val="0"/>
           <w:sz w:val="21"/>
         </w:rPr>
-        <w:t>Septyni nedideli mechanizmai, vienas tikslas: jūsų duomenys lieka jūsų, o jūsų sistemos gali bendrauti tarpusavyje.</w:t>
+        <w:t>Septyni nedideli mechanizmai, vienas tikslas: duomenys lieka miesto žinioje, o sistemos veikia kartu.</w:t>
       </w:r>
     </w:p>
     <w:p>
@@ -1205,7 +1205,7 @@
           <w:i w:val="0"/>
           <w:sz w:val="20"/>
         </w:rPr>
-        <w:t>Geoprietrykiniai duomenys</w:t>
+        <w:t>Geoerdviniai duomenys</w:t>
       </w:r>
     </w:p>
     <w:p>
@@ -1686,7 +1686,7 @@
           <w:i w:val="0"/>
           <w:sz w:val="20"/>
         </w:rPr>
-        <w:t>Kai naudojimo atvejui reikalingi tiesioginiai duomenys, vartotojai gali užsiprenumeruoti pakeitimus („webhooks“, MQTT ar panašiai) vietoje nuolatinio užklausų siuntimo.</w:t>
+        <w:t>Kai naudojimo atvejui reikalingi tiesioginiai duomenys, naudotojai gali užsiprenumeruoti pakeitimus („webhooks“, MQTT ar panašiai) vietoje nuolatinio užklausų siuntimo.</w:t>
       </w:r>
     </w:p>
     <w:p>
@@ -1945,7 +1945,7 @@
                 <w:i w:val="0"/>
                 <w:sz w:val="18"/>
               </w:rPr>
-              <w:t>Mokestis už kiekvieną užklausą prie paties miesto duomenų (žr. sąlygą „Jokių mokesčių už darbo vietą ar užklausas“).</w:t>
+              <w:t>Mokestis už kiekvieną užklausą prie paties miesto duomenų (žr. sąlygą „Jokių mokesčių už savo duomenis“).</w:t>
             </w:r>
           </w:p>
         </w:tc>
@@ -2071,7 +2071,7 @@
                 <w:i w:val="0"/>
                 <w:sz w:val="16"/>
               </w:rPr>
-              <w:t>Sistemos PRIVALO leisti gauti duomenis bent vienu mašininio skaitymo formatu. Formatus GALI nurodyti per HTTP turinio derinimą</w:t>
+              <w:t>Sistemos PRIVALO leisti gauti duomenis bent vienu mašininio skaitymo formatu. Formatus galima nurodyti per HTTP turinio derinimą</w:t>
             </w:r>
           </w:p>
         </w:tc>
@@ -2218,7 +2218,7 @@
                 <w:i w:val="0"/>
                 <w:sz w:val="16"/>
               </w:rPr>
-              <w:t>Naudingojo krovinio naudojami duomenų modeliai turėtų būti nurodyti (žr. MIM2)</w:t>
+              <w:t>Perduodamų duomenų (payload) naudojami duomenų modeliai turėtų būti nurodyti (žr. MIM2)</w:t>
             </w:r>
           </w:p>
         </w:tc>
@@ -3767,7 +3767,7 @@
                 <w:color w:val="003399"/>
                 <w:sz w:val="16"/>
               </w:rPr>
-              <w:t>Objektai gali turėti nuorodas arba būti pasiekiami per jas</w:t>
+              <w:t>Objektams gali būti pateikiamos nuorodos ir jie gali būti pasiekiami pagal nuorodas</w:t>
             </w:r>
           </w:p>
         </w:tc>
@@ -3817,7 +3817,7 @@
                 <w:i w:val="0"/>
                 <w:sz w:val="16"/>
               </w:rPr>
-              <w:t>Egzistuoja būdas panaikinti nuorodą į objekte apibrėžtą ryšį</w:t>
+              <w:t>Egzistuoja būdas gauti duomenis pagal nuorodą į objekte apibrėžtą ryšį</w:t>
             </w:r>
           </w:p>
         </w:tc>
@@ -3968,7 +3968,7 @@
                 <w:i w:val="0"/>
                 <w:sz w:val="16"/>
               </w:rPr>
-              <w:t>IRI visose tolesnėse sistemose laikomas kanoniniu identifikatoriumi; realizacijose NETURI būti generuojami IRI, kuriuose įterpiamos nepastovios diegimo detalės, tokios kaip duomenų bazės eilučių ID ar serverių prieglobos pavadinimai.</w:t>
+              <w:t>IRI visose tolesnėse sistemose laikomas kanoniniu identifikatoriumi; realizacijose NETURI būti generuojami IRI, kuriuose įterpiamos nepastovios diegimo detalės, tokios kaip duomenų bazės eilučių ID ar serverių vardai.</w:t>
             </w:r>
           </w:p>
         </w:tc>
@@ -4206,7 +4206,7 @@
           <w:i w:val="0"/>
           <w:sz w:val="20"/>
         </w:rPr>
-        <w:t>Plėtiniai pateikiami kaip dokumentuoti profiliai ar papildymai virš standartinio modelio – niekada kaip modifikuota privati atšaka.</w:t>
+        <w:t>Plėtiniai pateikiami kaip dokumentuoti profiliai ar papildymai virš standartinio modelio – niekada kaip modifikuotas privatus „fork“.</w:t>
       </w:r>
     </w:p>
     <w:p>
@@ -4260,7 +4260,7 @@
           <w:i w:val="0"/>
           <w:sz w:val="20"/>
         </w:rPr>
-        <w:t>Kiekvienas modelis turi bent vieną atvirą, pagal schemą patvirtinamą serializaciją (pvz., JSON su JSON Schema).</w:t>
+        <w:t>Kiekvienas modelis turi bent vieną atvirą, pagal schemą validuojamą serializaciją (pvz., JSON su JSON Schema).</w:t>
       </w:r>
     </w:p>
     <w:p>
@@ -4985,7 +4985,7 @@
                 <w:color w:val="5A5A6E"/>
                 <w:sz w:val="16"/>
               </w:rPr>
-              <w:t>The documentation of the data transport format should be sufficient to allow the creation of non-proprietary application or interpretor that is able to reconstruct all the data stored in such a data format.</w:t>
+              <w:t>The documentation of the data transport format should be sufficient to allow the creation of non-proprietary application or interpretor [sic] that is able to reconstruct all the data stored in such a data format.</w:t>
             </w:r>
           </w:p>
         </w:tc>
@@ -5317,7 +5317,7 @@
           <w:i w:val="0"/>
           <w:sz w:val="20"/>
         </w:rPr>
-        <w:t>Ne visus miesto duomenis galima tiesiog viešinti: vieni yra komerciniai, kiti jautrūs. MIM3 skirtas saugiam likusių duomenų dalijimuisi: paieškai pritaikytas katalogas, licencijos pagal šablonus vietoje individualių teisinių formuluočių ir visiems suprantamos valdymo taisyklės. Specifikacijoje beveik visas MIM3 suformuluotas kaip rekomendacija (žr. p. 3).</w:t>
+        <w:t>Ne visus miesto duomenis galima tiesiog viešinti: vieni yra komerciniai, kiti jautrūs. MIM3 skirtas saugiam likusių duomenų dalijimuisi: paieškai pritaikytas katalogas, licencijos pagal šablonus vietoje individualių teisinių formuluočių ir visiems prieinamos valdymo taisyklės. Specifikacijoje beveik visas MIM3 suformuluotas kaip rekomendacija (žr. 3 p.).</w:t>
       </w:r>
     </w:p>
     <w:p>
@@ -5402,7 +5402,7 @@
           <w:i w:val="0"/>
           <w:sz w:val="20"/>
         </w:rPr>
-        <w:t>Duomenų naudojimo sąlygos ir licencijos remiasi žinomais šablonais (pvz., atvirosiomis licencijomis, standartinėmis duomenų dalijimosi sutartimis), o ne individualiais teisiniais tekstais kiekvienam rinkiniui.</w:t>
+        <w:t>Duomenų naudojimo sąlygos ir licencijos rengiamos pagal gerai žinomus šablonus (pvz., atvirąsias licencijas, standartines duomenų dalijimosi sutartis), o ne pagal individualius teisinius tekstus kiekvienam duomenų rinkiniui.</w:t>
       </w:r>
     </w:p>
     <w:p>
@@ -5416,7 +5416,7 @@
           <w:color w:val="5A5A6E"/>
           <w:sz w:val="18"/>
         </w:rPr>
-        <w:t xml:space="preserve">Susitarimai lengvai plečiami; teisininkai netampa stabdžiu.   </w:t>
+        <w:t xml:space="preserve">Susitarimai lengvai plečiami be teisinio vertinimo kiekvienu atskiru atveju.   </w:t>
       </w:r>
       <w:r>
         <w:rPr>
@@ -7223,7 +7223,7 @@
           <w:color w:val="003399"/>
           <w:sz w:val="36"/>
         </w:rPr>
-        <w:t>MIM6 · Ar mūsų duomenys saugūs juos perduodant ir naudojant?</w:t>
+        <w:t>MIM6 · Ar mūsų duomenys saugūs?</w:t>
       </w:r>
     </w:p>
     <w:p>
@@ -7260,7 +7260,7 @@
           <w:i w:val="0"/>
           <w:sz w:val="20"/>
         </w:rPr>
-        <w:t>Išmanieji miestai yra taikiniai. MIM6 apimtis sąmoningai siaura ir praktiška: šifruoti perduodamus duomenis, naudoti standartinius prisijungimus vietoje patentuotų, kontroliuoti ir fiksuoti žurnaluose, kas prie ko jungiasi. Čia nėra nieko egzotiško – visa tai privalo būti sutartyje.</w:t>
+        <w:t>Išmanieji miestai yra taikiniai. MIM6 apimtis sąmoningai siaura ir praktiška: šifruoti perduodamus duomenis, naudoti standartinius prisijungimus vietoje nuosavybinių, kontroliuoti ir fiksuoti žurnaluose, kas prie ko jungiasi. Čia nėra nieko egzotiško – visa tai privalo būti sutartyje.</w:t>
       </w:r>
     </w:p>
     <w:p>
@@ -7467,7 +7467,7 @@
           <w:i w:val="0"/>
           <w:sz w:val="20"/>
         </w:rPr>
-        <w:t>Tiekėjas privalo įrodyti teikiamos paslaugos atitiktį ISO/IEC 27001:2022 (arba lygiaverčiam standartui).</w:t>
+        <w:t>Tiekėjas įrodo teikiamos paslaugos atitiktį ISO/IEC 27001:2022 (arba lygiaverčiam standartui).</w:t>
       </w:r>
     </w:p>
     <w:p>
@@ -7586,7 +7586,7 @@
                 <w:i w:val="0"/>
                 <w:sz w:val="18"/>
               </w:rPr>
-              <w:t>Kilus nesklandumams, žurnalai tiksliai parodo, kas ir ką padarė.</w:t>
+              <w:t>Įvykus incidentui, žurnalai parodo, kas atsitiko ir kas atliko veiksmus.</w:t>
             </w:r>
           </w:p>
         </w:tc>
@@ -8527,7 +8527,7 @@
           <w:color w:val="5A5A6E"/>
           <w:sz w:val="20"/>
         </w:rPr>
-        <w:t xml:space="preserve">Geoprietrykiniai duomenys   </w:t>
+        <w:t xml:space="preserve">Geoerdviniai duomenys   </w:t>
       </w:r>
       <w:hyperlink r:id="rId15">
         <w:r>
@@ -8581,7 +8581,7 @@
           <w:i w:val="0"/>
           <w:sz w:val="20"/>
         </w:rPr>
-        <w:t>Geoprietrykiniai duomenys teikiami per standartizuotas sąsajas (OGC API Features, SensorThings; WFS priimtina senosioms sistemoms).</w:t>
+        <w:t>Geoerdviniai duomenys teikiami per standartizuotas sąsajas (OGC API Features, SensorThings; WFS priimtina senosioms sistemoms).</w:t>
       </w:r>
     </w:p>
     <w:p>
@@ -8635,7 +8635,7 @@
           <w:i w:val="0"/>
           <w:sz w:val="20"/>
         </w:rPr>
-        <w:t>Geoprietrykiniai duomenys koduojami atvirais formatais (GeoJSON, CityJSON; prireikus – GML/CityGML).</w:t>
+        <w:t>Geoerdviniai duomenys koduojami atvirais formatais (GeoJSON, CityJSON; prireikus – GML/CityGML).</w:t>
       </w:r>
     </w:p>
     <w:p>
@@ -8818,7 +8818,7 @@
                 <w:i w:val="0"/>
                 <w:sz w:val="18"/>
               </w:rPr>
-              <w:t>Vienas miesto žemėlapis vietoje dešimties tiekėjų peržiūros priemonių.</w:t>
+              <w:t>Vienas miesto žemėlapis vietoj dešimties tiekėjų peržiūros priemonių.</w:t>
             </w:r>
           </w:p>
           <w:p>
@@ -9002,7 +9002,7 @@
                 <w:color w:val="003399"/>
                 <w:sz w:val="16"/>
               </w:rPr>
-              <w:t>Miestai ir bendruomenės gali lengvai perduoti geoprietrykinius duomenis tarp vidinių ir išorinių (įskaitant susijusias su IoT) IT sistemų</w:t>
+              <w:t>Miestai ir bendruomenės gali lengvai perduoti geoerdvinius duomenis tarp vidinių ir išorinių (įskaitant susijusias su IoT) IT sistemų</w:t>
             </w:r>
           </w:p>
         </w:tc>
@@ -9052,7 +9052,7 @@
                 <w:i w:val="0"/>
                 <w:sz w:val="16"/>
               </w:rPr>
-              <w:t>Geoprietrykiniai duomenys turi būti teikiami per standartizuotą saityno paslaugų sąsają.</w:t>
+              <w:t>Geoerdviniai duomenys turi būti teikiami per standartizuotą saityno paslaugų sąsają.</w:t>
             </w:r>
           </w:p>
         </w:tc>
@@ -9104,7 +9104,7 @@
                 <w:color w:val="003399"/>
                 <w:sz w:val="16"/>
               </w:rPr>
-              <w:t>Miestai ir bendruomenės gali integruoti 2D ir 3D geoprietrykinius duomenis iš įvairių šaltinių, pavyzdžiui, geoduomenis ir statinio informacinio modeliavimo (BIM) modelius, ir sąveikiai dalytis šiais duomenimis tarpusavyje bei viduje</w:t>
+              <w:t>Miestai ir bendruomenės gali integruoti 2D ir 3D geoerdvinius duomenis iš įvairių šaltinių, pavyzdžiui, geoduomenis ir statinio informacinio modeliavimo (BIM) modelius, ir sąveikiai dalytis šiais duomenimis tarpusavyje bei viduje</w:t>
             </w:r>
           </w:p>
         </w:tc>
@@ -9154,7 +9154,7 @@
                 <w:i w:val="0"/>
                 <w:sz w:val="16"/>
               </w:rPr>
-              <w:t>Geoprietrykiniai duomenys turi būti koduojami naudojant atvirus standartus. Rekomenduojama naudoti atitinkamus OGC ir „BuildingSMART International“ standartus.</w:t>
+              <w:t>Geoerdviniai duomenys turi būti koduojami naudojant atvirus standartus. Rekomenduojama naudoti atitinkamus OGC ir „BuildingSMART International“ standartus.</w:t>
             </w:r>
           </w:p>
         </w:tc>
@@ -9206,7 +9206,7 @@
                 <w:color w:val="003399"/>
                 <w:sz w:val="16"/>
               </w:rPr>
-              <w:t>Miestai ir bendruomenės gali integruoti geoprietrykinius duomenis su kitais duomenimis, galinčiais suteikti papildomos informacijos apie kontekstą</w:t>
+              <w:t>Miestai ir bendruomenės gali integruoti geoerdvinius duomenis su kitais duomenimis, galinčiais suteikti papildomos informacijos apie kontekstą</w:t>
             </w:r>
           </w:p>
         </w:tc>
@@ -9308,7 +9308,7 @@
                 <w:color w:val="003399"/>
                 <w:sz w:val="16"/>
               </w:rPr>
-              <w:t>Miestai ir bendruomenės turi nuoseklų ir pastovų būdą aprašyti atskirus visų elementų, daiktų ar objektų, esančių geoprietrykinių duomenų šaltiniuose, egzempliorius</w:t>
+              <w:t>Miestai ir bendruomenės turi nuoseklų ir pastovų būdą aprašyti atskirus visų elementų, daiktų ar objektų, esančių geoerdvinių duomenų šaltiniuose, egzempliorius</w:t>
             </w:r>
           </w:p>
         </w:tc>
@@ -9460,7 +9460,7 @@
                 <w:i w:val="0"/>
                 <w:sz w:val="16"/>
               </w:rPr>
-              <w:t>Koordinačių atskaitos sistemos (CRS) turi atitikti standartus ir turi būti pateikta informacija apie tai, koks standartas (pvz., EPSG:4326, EPSG:3857) yra naudojamas. Tai apima EPSG numerį arba WGS numerį kartu su informacija apie bet kokius variantus, pagrįstus nacionalinėmis sistemomis, tokiomis kaip Latvijos LKS-92, kad duomenis būtų galima transformuoti į bendrą CRS. (Pastaba: Europos Sąjungoje geoprietrykiniams duomenims privaloma naudoti metaduomenis, atitinkančius INSPIRE direktyvą, įskaitant metaduomenis, reikalingus CRS informacijai aprašyti.)</w:t>
+              <w:t>Koordinačių atskaitos sistemos (CRS) turi atitikti standartus ir turi būti pateikta informacija apie tai, koks standartas (pvz., EPSG:4326, EPSG:3857) yra naudojamas. Tai apima EPSG numerį arba WGS numerį kartu su informacija apie bet kokius variantus, pagrįstus nacionalinėmis sistemomis, tokiomis kaip Latvijos LKS-92, kad duomenis būtų galima transformuoti į bendrą CRS. (Pastaba: Europos Sąjungoje geoerdviniams duomenims privaloma naudoti metaduomenis, atitinkančius INSPIRE direktyvą, įskaitant metaduomenis, reikalingus CRS informacijai aprašyti.)</w:t>
             </w:r>
           </w:p>
         </w:tc>
@@ -9698,7 +9698,7 @@
           <w:i w:val="0"/>
           <w:sz w:val="20"/>
         </w:rPr>
-        <w:t>Rezultatai teikiami standartiniais formatais (GeoJSON, CityJSON, 3D Tiles, NetCDF…), kuriuos palaiko ne tik šio tiekėjo įrankiai.</w:t>
+        <w:t>Rezultatai teikiami standartiniais formatais (GeoJSON, CityJSON, 3D Tiles, NetCDF…), kuriuos gali nuskaityti trečiųjų šalių įrankiai.</w:t>
       </w:r>
     </w:p>
     <w:p>
@@ -10412,7 +10412,7 @@
                 <w:i w:val="0"/>
                 <w:sz w:val="16"/>
               </w:rPr>
-              <w:t>Patikimas, saugus ir etiškas novatoriškų metodų (LLM, agentinio DI ir kt.) naudojimas turėtų būti užtikrintas. Šališkumas turėtų būti sumažintas, kur taikoma. Metodai, naudojami tam garantuoti, turėtų būti aprašyti.</w:t>
+              <w:t>Patikimas, atsparus ir etiškas novatoriškų metodų (LLM, agentinio DI ir kt.) naudojimas turėtų būti užtikrintas. Šališkumas turėtų būti sumažintas, kur taikoma. Metodai, naudojami tam garantuoti, turėtų būti aprašyti.</w:t>
             </w:r>
           </w:p>
         </w:tc>
@@ -11494,7 +11494,7 @@
           <w:color w:val="003399"/>
           <w:sz w:val="21"/>
         </w:rPr>
-        <w:t>X.3  Jokių mokesčių už darbo vietą ar užklausas</w:t>
+        <w:t>X.3  Jokių mokesčių už savo duomenis</w:t>
       </w:r>
     </w:p>
     <w:p>
@@ -11507,7 +11507,7 @@
           <w:i w:val="0"/>
           <w:sz w:val="20"/>
         </w:rPr>
-        <w:t>Jokių mokesčių už savivaldybės prieigą prie savo pačios duomenų.</w:t>
+        <w:t>Perkančioji organizacija nemoka jokio mokesčio už prieigą prie savo pačios duomenų – nei už naudotoją, nei už užklausą.</w:t>
       </w:r>
     </w:p>
     <w:p>
@@ -11615,7 +11615,7 @@
           <w:i w:val="0"/>
           <w:sz w:val="20"/>
         </w:rPr>
-        <w:t>Pirkimo dokumentuose nurodomi pirmiau minėti standartai; teiginiai „suderinama su“ privalo nurodyti tikslią sąsają ir versiją. Kiekviena nuoroda į standartą ar techninę specifikaciją leidžia pateikti lygiavertį sprendimą; lygiavertiškumą įrodo tiekėjas.</w:t>
+        <w:t>Pirkimo dokumentuose nurodomi konkretūs standartai; teiginiuose „suderinama su“ privaloma nurodyti tikslią sąsają ir versiją. Kiekviena nuoroda į standartą ar techninę specifikaciją leidžia pateikti lygiavertį sprendimą; lygiavertiškumą įrodo tiekėjas.</w:t>
       </w:r>
     </w:p>
     <w:p>
@@ -11683,7 +11683,7 @@
           <w:i w:val="0"/>
           <w:sz w:val="20"/>
         </w:rPr>
-        <w:t>Pažymėti puslapiai: MIM0, MIM1, MIM2, MIM6 ir MIM7 (duomenys rodomi žemėlapyje). Iš MIM3 – tik 3.1 punktas (oro kokybės duomenys skelbiami kaip atvirieji duomenys, todėl jie turi būti kataloge); be MIM8: tai nėra skaitmeninis dvynys.</w:t>
+        <w:t>Pažymėti puslapiai: MIM0, MIM1, MIM2, MIM6 ir MIM7 (duomenys pateikiami žemėlapyje). Iš MIM3 – tik 3.1 punktas (oro kokybės duomenys skelbiami kaip atvirieji duomenys, todėl jie turi būti kataloge); MIM8 netaikomas: sistema nėra skaitmeninis dvynys.</w:t>
       </w:r>
     </w:p>
     <w:p>
@@ -11955,7 +11955,7 @@
                 <w:i w:val="0"/>
                 <w:sz w:val="18"/>
               </w:rPr>
-              <w:t>Sutarties pabaigos sąlyga, Teisės į duomenis, Jokių mokesčių už darbo vietą ar užklausas, API stabilumas ir versijavimas; užpildyta atitikties lentelė kaip priedas</w:t>
+              <w:t>Sutarties pabaigos sąlyga, Teisės į duomenis, Jokių mokesčių už savo duomenis, API stabilumas ir versijavimas; užpildyta atitikties lentelė kaip priedas</w:t>
             </w:r>
           </w:p>
         </w:tc>
@@ -12112,7 +12112,7 @@
           <w:i w:val="0"/>
           <w:sz w:val="19"/>
         </w:rPr>
-        <w:t>4.3.23 Tiekėjas užpildo atitikties lentelę (pirkimo dokumentų priedas) ir pateikia įrodymus kiekvienam reikalaujamam punktui. Tiekėjas pademonstruoja 4.3.1–4.3.21 punktų atitiktį realia veikiančia API užklausa pasiūlymų vertinimo metu; perkančioji organizacija juos vėl patikrina priėmimo metu. Jų neatitikimas yra pagrindas atsisakyti priimti rezultatą.</w:t>
+        <w:t>4.3.23 Tiekėjas užpildo atitikties lentelę (pirkimo dokumentų priedas) ir pateikia įrodymus kiekvienam reikalaujamam punktui. Pasiūlymų vertinimo metu tiekėjas pademonstruoja 4.3.1–4.3.21 punktų atitiktį (pavyzdžiui, realiu laiku veikiančia API užklausa); reikalaujamo punkto neatitinkantis pasiūlymas neatitinka pirkimo objekto reikalavimų. Perkančioji organizacija šiuos punktus vėl patikrina priėmimo metu; nustatytas neatitikimas yra pagrindas atsisakyti priimti rezultatą.</w:t>
       </w:r>
     </w:p>
     <w:p>
@@ -12486,7 +12486,7 @@
           <w:color w:val="5A5A6E"/>
           <w:sz w:val="18"/>
         </w:rPr>
-        <w:t>Pažadas ateičiai žymimas N: komisija tikrina tik tai, ką tiekėjas gali parodyti dabar.</w:t>
+        <w:t>Pažadas dėl būsimo funkcionalumo žymimas N: komisija tikrina tik tai, ką tiekėjas gali parodyti. Reikalaujamam punktui žyma N reiškia, kad pasiūlymas neatitinka pirkimo objekto reikalavimų.</w:t>
       </w:r>
     </w:p>
     <w:p>
@@ -14135,7 +14135,7 @@
                 <w:color w:val="FFFFFF"/>
                 <w:sz w:val="17"/>
               </w:rPr>
-              <w:t>MIM6 · Ar mūsų duomenys saugūs juos perduodant ir naudojant?</w:t>
+              <w:t>MIM6 · Ar mūsų duomenys saugūs?</w:t>
             </w:r>
           </w:p>
         </w:tc>
@@ -15843,7 +15843,7 @@
           <w:i w:val="0"/>
           <w:sz w:val="20"/>
         </w:rPr>
-        <w:t>Techninė taisyklė, kurią kiekvienas gali perskaityti ir įgyvendinti nemokėdamas ir neprašydamas leidimo.</w:t>
+        <w:t>Techninė taisyklė, kurią kiekvienas gali perskaityti ir įgyvendinti nemokamai bei be specialaus leidimo.</w:t>
       </w:r>
     </w:p>
     <w:p>
@@ -15931,7 +15931,7 @@
           <w:i w:val="0"/>
           <w:sz w:val="20"/>
         </w:rPr>
-        <w:t>Situacija, kai pasitraukimas nuo tiekėjo kainuoja tiek daug – duomenų, formatų ar mokesčių prasme, – kad tampa faktiškai neįmanomas.</w:t>
+        <w:t>Būsena, kai dėl duomenų, formatų ar mokesčių sąnaudų tiekėjo pakeitimas tampa praktiškai neįmanomas.</w:t>
       </w:r>
     </w:p>
     <w:p>
@@ -16124,7 +16124,7 @@
           <w:color w:val="5A5A6E"/>
           <w:sz w:val="17"/>
         </w:rPr>
-        <w:t>v9.0.6 · 2026-09-18</w:t>
+        <w:t>v9.0.7 · 2026-09-19</w:t>
       </w:r>
     </w:p>
     <w:sectPr>
@@ -16152,7 +16152,7 @@
         <w:color w:val="5A5A6E"/>
         <w:sz w:val="16"/>
       </w:rPr>
-      <w:t xml:space="preserve">Pirkimų kontrolinis sąrašas taikant minimalius sąveikumo mechanizmus (MIMs) · MIMs Plus 9.0 · v9.0.6 · 2026-09-18  ·  </w:t>
+      <w:t xml:space="preserve">Pirkimų kontrolinis sąrašas pagal minimalius sąveikumo mechanizmus (MIMs) · MIMs Plus 9.0 · v9.0.7 · 2026-09-19  ·  </w:t>
     </w:r>
     <w:fldSimple w:instr="PAGE"/>
   </w:p>
